--- a/W3/S2 - PRACTICE -  ExpressJS (1).docx
+++ b/W3/S2 - PRACTICE -  ExpressJS (1).docx
@@ -73,7 +73,7 @@
           <w:noProof/>
         </w:rPr>
         <w:drawing>
-          <wp:inline distT="0" distB="0" distL="0" distR="0" wp14:anchorId="7576610E" wp14:editId="497115D3">
+          <wp:inline distT="0" distB="0" distL="0" distR="0" wp14:anchorId="7576610E" wp14:editId="0A704AD8">
             <wp:extent cx="189865" cy="189865"/>
             <wp:effectExtent l="0" t="0" r="635" b="635"/>
             <wp:docPr id="7" name="Picture 7"/>
@@ -90,7 +90,7 @@
                     </pic:cNvPicPr>
                   </pic:nvPicPr>
                   <pic:blipFill>
-                    <a:blip r:embed="rId8" cstate="print">
+                    <a:blip r:embed="rId9" cstate="print">
                       <a:extLst>
                         <a:ext uri="{28A0092B-C50C-407E-A947-70E740481C1C}">
                           <a14:useLocalDpi xmlns:a14="http://schemas.microsoft.com/office/drawing/2010/main" val="0"/>
@@ -358,7 +358,7 @@
                     </pic:cNvPicPr>
                   </pic:nvPicPr>
                   <pic:blipFill>
-                    <a:blip r:embed="rId9" cstate="print">
+                    <a:blip r:embed="rId10" cstate="print">
                       <a:extLst>
                         <a:ext uri="{28A0092B-C50C-407E-A947-70E740481C1C}">
                           <a14:useLocalDpi xmlns:a14="http://schemas.microsoft.com/office/drawing/2010/main" val="0"/>
@@ -454,7 +454,7 @@
           <w:rFonts w:asciiTheme="majorHAnsi" w:hAnsiTheme="majorHAnsi" w:cstheme="majorHAnsi"/>
         </w:rPr>
       </w:pPr>
-      <w:hyperlink r:id="rId10" w:history="1">
+      <w:hyperlink r:id="rId11" w:history="1">
         <w:r>
           <w:rPr>
             <w:rStyle w:val="Hyperlink"/>
@@ -537,7 +537,7 @@
           <w:rFonts w:asciiTheme="majorHAnsi" w:hAnsiTheme="majorHAnsi" w:cstheme="majorHAnsi"/>
         </w:rPr>
       </w:pPr>
-      <w:hyperlink r:id="rId11" w:history="1">
+      <w:hyperlink r:id="rId12" w:history="1">
         <w:r>
           <w:rPr>
             <w:rStyle w:val="Hyperlink"/>
@@ -599,7 +599,7 @@
           <w:rFonts w:asciiTheme="majorHAnsi" w:hAnsiTheme="majorHAnsi" w:cstheme="majorHAnsi"/>
         </w:rPr>
       </w:pPr>
-      <w:hyperlink r:id="rId12" w:history="1">
+      <w:hyperlink r:id="rId13" w:history="1">
         <w:r>
           <w:rPr>
             <w:rStyle w:val="Hyperlink"/>
@@ -667,7 +667,7 @@
           <w:rFonts w:asciiTheme="majorHAnsi" w:hAnsiTheme="majorHAnsi" w:cstheme="majorHAnsi"/>
         </w:rPr>
       </w:pPr>
-      <w:hyperlink r:id="rId13" w:history="1">
+      <w:hyperlink r:id="rId14" w:history="1">
         <w:r>
           <w:rPr>
             <w:rStyle w:val="Hyperlink"/>
@@ -725,7 +725,7 @@
                     <pic:cNvPicPr preferRelativeResize="0"/>
                   </pic:nvPicPr>
                   <pic:blipFill>
-                    <a:blip r:embed="rId14"/>
+                    <a:blip r:embed="rId15"/>
                     <a:srcRect/>
                     <a:stretch>
                       <a:fillRect/>
@@ -1017,7 +1017,7 @@
           <w:noProof/>
         </w:rPr>
         <w:drawing>
-          <wp:inline distT="0" distB="0" distL="0" distR="0" wp14:anchorId="053DCD54" wp14:editId="343AA8F9">
+          <wp:inline distT="0" distB="0" distL="0" distR="0" wp14:anchorId="053DCD54" wp14:editId="34A07333">
             <wp:extent cx="162127" cy="162127"/>
             <wp:effectExtent l="0" t="0" r="9525" b="9525"/>
             <wp:docPr id="21334147" name="Picture 21334147"/>
@@ -1034,7 +1034,7 @@
                     </pic:cNvPicPr>
                   </pic:nvPicPr>
                   <pic:blipFill>
-                    <a:blip r:embed="rId15" cstate="print">
+                    <a:blip r:embed="rId16" cstate="print">
                       <a:extLst>
                         <a:ext uri="{28A0092B-C50C-407E-A947-70E740481C1C}">
                           <a14:useLocalDpi xmlns:a14="http://schemas.microsoft.com/office/drawing/2010/main" val="0"/>
@@ -1184,6 +1184,7 @@
           <w:bottom w:val="single" w:sz="4" w:space="1" w:color="auto"/>
           <w:right w:val="single" w:sz="4" w:space="4" w:color="auto"/>
         </w:pBdr>
+        <w:jc w:val="both"/>
         <w:rPr>
           <w:rFonts w:asciiTheme="majorHAnsi" w:hAnsiTheme="majorHAnsi" w:cstheme="majorHAnsi"/>
           <w:sz w:val="22"/>
@@ -1236,6 +1237,7 @@
           <w:bottom w:val="single" w:sz="4" w:space="1" w:color="auto"/>
           <w:right w:val="single" w:sz="4" w:space="4" w:color="auto"/>
         </w:pBdr>
+        <w:jc w:val="both"/>
         <w:rPr>
           <w:rFonts w:asciiTheme="majorHAnsi" w:hAnsiTheme="majorHAnsi" w:cstheme="majorHAnsi"/>
           <w:sz w:val="22"/>
@@ -1255,6 +1257,7 @@
     </w:p>
     <w:p>
       <w:pPr>
+        <w:jc w:val="both"/>
         <w:rPr>
           <w:rFonts w:asciiTheme="majorHAnsi" w:hAnsiTheme="majorHAnsi" w:cstheme="majorHAnsi"/>
           <w:sz w:val="22"/>
@@ -1305,6 +1308,7 @@
           <w:bottom w:val="single" w:sz="4" w:space="1" w:color="auto"/>
           <w:right w:val="single" w:sz="4" w:space="4" w:color="auto"/>
         </w:pBdr>
+        <w:jc w:val="both"/>
         <w:rPr>
           <w:rFonts w:asciiTheme="majorHAnsi" w:hAnsiTheme="majorHAnsi" w:cstheme="majorHAnsi"/>
           <w:sz w:val="22"/>
@@ -1392,6 +1396,7 @@
           <w:bottom w:val="single" w:sz="4" w:space="1" w:color="auto"/>
           <w:right w:val="single" w:sz="4" w:space="4" w:color="auto"/>
         </w:pBdr>
+        <w:jc w:val="both"/>
         <w:rPr>
           <w:rFonts w:asciiTheme="majorHAnsi" w:hAnsiTheme="majorHAnsi" w:cstheme="majorHAnsi"/>
           <w:sz w:val="22"/>
@@ -1470,6 +1475,7 @@
           <w:bottom w:val="single" w:sz="4" w:space="1" w:color="auto"/>
           <w:right w:val="single" w:sz="4" w:space="4" w:color="auto"/>
         </w:pBdr>
+        <w:jc w:val="both"/>
       </w:pPr>
       <w:r>
         <w:rPr>
@@ -1510,6 +1516,7 @@
           <w:bottom w:val="single" w:sz="4" w:space="1" w:color="auto"/>
           <w:right w:val="single" w:sz="4" w:space="4" w:color="auto"/>
         </w:pBdr>
+        <w:jc w:val="both"/>
         <w:rPr>
           <w:rFonts w:asciiTheme="majorHAnsi" w:hAnsiTheme="majorHAnsi" w:cstheme="majorHAnsi"/>
           <w:sz w:val="22"/>
@@ -1616,15 +1623,7 @@
           <w:sz w:val="22"/>
           <w:szCs w:val="22"/>
         </w:rPr>
-        <w:t>)</w:t>
-      </w:r>
-      <w:r>
-        <w:rPr>
-          <w:rFonts w:asciiTheme="majorHAnsi" w:hAnsiTheme="majorHAnsi" w:cstheme="majorHAnsi"/>
-          <w:sz w:val="22"/>
-          <w:szCs w:val="22"/>
-        </w:rPr>
-        <w:t>.</w:t>
+        <w:t>).</w:t>
       </w:r>
     </w:p>
     <w:p>
@@ -1635,6 +1634,7 @@
           <w:bottom w:val="single" w:sz="4" w:space="1" w:color="auto"/>
           <w:right w:val="single" w:sz="4" w:space="4" w:color="auto"/>
         </w:pBdr>
+        <w:jc w:val="both"/>
         <w:rPr>
           <w:rFonts w:asciiTheme="majorHAnsi" w:hAnsiTheme="majorHAnsi" w:cstheme="majorHAnsi"/>
           <w:sz w:val="22"/>
@@ -1648,7 +1648,7 @@
           <w:sz w:val="22"/>
           <w:szCs w:val="22"/>
         </w:rPr>
-        <w:t xml:space="preserve"> </w:t>
+        <w:t>I</w:t>
       </w:r>
       <w:r>
         <w:rPr>
@@ -1657,25 +1657,7 @@
           <w:szCs w:val="22"/>
           <w:lang w:val="en-GB"/>
         </w:rPr>
-        <w:t xml:space="preserve">In the native HTTP module, similar </w:t>
-      </w:r>
-      <w:r>
-        <w:rPr>
-          <w:rFonts w:asciiTheme="majorHAnsi" w:hAnsiTheme="majorHAnsi" w:cstheme="majorHAnsi"/>
-          <w:sz w:val="22"/>
-          <w:szCs w:val="22"/>
-          <w:lang w:val="en-GB"/>
-        </w:rPr>
-        <w:t>behaviour</w:t>
-      </w:r>
-      <w:r>
-        <w:rPr>
-          <w:rFonts w:asciiTheme="majorHAnsi" w:hAnsiTheme="majorHAnsi" w:cstheme="majorHAnsi"/>
-          <w:sz w:val="22"/>
-          <w:szCs w:val="22"/>
-          <w:lang w:val="en-GB"/>
-        </w:rPr>
-        <w:t xml:space="preserve"> can be done by manually calling functions inside the server code, but it takes more effort and makes the code harder to manage.</w:t>
+        <w:t>n the native HTTP module, similar behaviour can be done by manually calling functions inside the server code, but it takes more effort and makes the code harder to manage.</w:t>
       </w:r>
     </w:p>
     <w:p>
@@ -5327,9 +5309,9 @@
       </w:pPr>
     </w:p>
     <w:sectPr>
-      <w:headerReference w:type="default" r:id="rId16"/>
-      <w:headerReference w:type="first" r:id="rId17"/>
-      <w:footerReference w:type="first" r:id="rId18"/>
+      <w:headerReference w:type="default" r:id="rId17"/>
+      <w:headerReference w:type="first" r:id="rId18"/>
+      <w:footerReference w:type="first" r:id="rId19"/>
       <w:pgSz w:w="12240" w:h="15840"/>
       <w:pgMar w:top="824" w:right="1440" w:bottom="270" w:left="1440" w:header="450" w:footer="720" w:gutter="0"/>
       <w:pgNumType w:start="1"/>
@@ -5587,14 +5569,14 @@
         <v:path o:extrusionok="f" gradientshapeok="t" o:connecttype="rect"/>
         <o:lock v:ext="edit" aspectratio="t"/>
       </v:shapetype>
-      <v:shape id="Picture 164364912" o:spid="_x0000_i1025" type="#_x0000_t75" style="width:15.05pt;height:15.05pt;visibility:visible;mso-wrap-style:square" o:bullet="t">
+      <v:shape id="Picture 164364912" o:spid="_x0000_i1025" type="#_x0000_t75" style="width:15pt;height:15pt;visibility:visible;mso-wrap-style:square" o:bullet="t">
         <v:imagedata r:id="rId1" o:title=""/>
       </v:shape>
     </w:pict>
   </w:numPicBullet>
   <w:numPicBullet w:numPicBulletId="1">
     <w:pict>
-      <v:shape id="Picture 2002139731" o:spid="_x0000_i1026" type="#_x0000_t75" style="width:12.85pt;height:12.85pt;visibility:visible;mso-wrap-style:square" o:bullet="t">
+      <v:shape id="Picture 2002139731" o:spid="_x0000_i1026" type="#_x0000_t75" style="width:13pt;height:13pt;visibility:visible;mso-wrap-style:square" o:bullet="t">
         <v:imagedata r:id="rId2" o:title=""/>
       </v:shape>
     </w:pict>
@@ -10771,6 +10753,7 @@
   <w:style w:type="character" w:default="1" w:styleId="DefaultParagraphFont">
     <w:name w:val="Default Paragraph Font"/>
     <w:uiPriority w:val="1"/>
+    <w:semiHidden/>
     <w:unhideWhenUsed/>
   </w:style>
   <w:style w:type="table" w:default="1" w:styleId="TableNormal">
@@ -11493,6 +11476,10 @@
 </go:gDocsCustomXmlDataStorage>
 </file>
 
+<file path=customXml/item2.xml><?xml version="1.0" encoding="utf-8"?>
+<b:Sources xmlns:b="http://schemas.openxmlformats.org/officeDocument/2006/bibliography" xmlns="http://schemas.openxmlformats.org/officeDocument/2006/bibliography" SelectedStyle="\APASixthEditionOfficeOnline.xsl" StyleName="APA" Version="6"/>
+</file>
+
 <file path=customXml/itemProps1.xml><?xml version="1.0" encoding="utf-8"?>
 <ds:datastoreItem xmlns:ds="http://schemas.openxmlformats.org/officeDocument/2006/customXml" ds:itemID="{11111111-1234-1234-1234-123412341234}">
   <ds:schemaRefs>
@@ -11500,4 +11487,12 @@
     <ds:schemaRef ds:uri="http://schemas.openxmlformats.org/officeDocument/2006/relationships"/>
   </ds:schemaRefs>
 </ds:datastoreItem>
+</file>
+
+<file path=customXml/itemProps2.xml><?xml version="1.0" encoding="utf-8"?>
+<ds:datastoreItem xmlns:ds="http://schemas.openxmlformats.org/officeDocument/2006/customXml" ds:itemID="{54ECDB13-10D7-44D6-85DE-455DB3888BB5}">
+  <ds:schemaRefs>
+    <ds:schemaRef ds:uri="http://schemas.openxmlformats.org/officeDocument/2006/bibliography"/>
+  </ds:schemaRefs>
+</ds:datastoreItem>
 </file>